--- a/constitucion_sas_nova_bienestar/docx/16_Manifestacion_de_emprendimiento_social.docx
+++ b/constitucion_sas_nova_bienestar/docx/16_Manifestacion_de_emprendimiento_social.docx
@@ -31,7 +31,7 @@
           <w:sz w:val="24"/>
           <w:u w:val="none"/>
         </w:rPr>
-        <w:t>Ley 2234 de 2022 — NOVA BIENESTAR INTEGRAL S.A.S.</w:t>
+        <w:t>Ley 2234 de 2022. NOVA BIENESTAR INTEGRAL S.A.S.</w:t>
       </w:r>
     </w:p>
     <w:p>
@@ -119,7 +119,7 @@
           <w:i w:val="0"/>
           <w:u w:val="none"/>
         </w:rPr>
-        <w:t xml:space="preserve"> Manifestación de autorreconocimiento sobre el desarrollo de emprendimientos sociales, exigida para la matrícula mercantil — </w:t>
+        <w:t xml:space="preserve"> Manifestación de autorreconocimiento sobre el desarrollo de emprendimientos sociales, exigida para la matrícula mercantil, </w:t>
       </w:r>
       <w:r>
         <w:rPr>
@@ -560,7 +560,7 @@
           <w:i w:val="0"/>
           <w:u w:val="none"/>
         </w:rPr>
-        <w:t>La respuesta negativa no obedece a la naturaleza de la actividad —que sin duda tiene impacto social, pues comprende servicios de rehabilitación física y de promoción de la salud— sino a la estructura con que la sociedad fue concebida. Tres razones la sostienen:</w:t>
+        <w:t>La respuesta negativa no obedece a la naturaleza de la actividad (que sin duda tiene impacto social, pues comprende servicios de rehabilitación física y de promoción de la salud) sino a la estructura con que la sociedad fue concebida. Tres razones la sostienen:</w:t>
       </w:r>
     </w:p>
     <w:p>
@@ -946,7 +946,7 @@
         <w:color w:val="555555"/>
         <w:sz w:val="16"/>
       </w:rPr>
-      <w:t>NOVA BIENESTAR INTEGRAL S.A.S. — Manifestación de emprendimiento social</w:t>
+      <w:t>NOVA BIENESTAR INTEGRAL S.A.S. Manifestación de emprendimiento social</w:t>
     </w:r>
   </w:p>
 </w:hdr>
